--- a/test-files/продажи.docx
+++ b/test-files/продажи.docx
@@ -23,17 +23,20 @@
         <w:tblLook w:firstColumn="1" w:firstRow="1" w:lastColumn="0" w:lastRow="0" w:noHBand="0" w:noVBand="1" w:val="04A0"/>
       </w:tblPr>
       <w:tblGrid>
-        <w:gridCol w:w="1440"/>
-        <w:gridCol w:w="1440"/>
-        <w:gridCol w:w="1440"/>
-        <w:gridCol w:w="1440"/>
-        <w:gridCol w:w="1440"/>
-        <w:gridCol w:w="1440"/>
+        <w:gridCol w:w="960"/>
+        <w:gridCol w:w="960"/>
+        <w:gridCol w:w="960"/>
+        <w:gridCol w:w="960"/>
+        <w:gridCol w:w="960"/>
+        <w:gridCol w:w="960"/>
+        <w:gridCol w:w="960"/>
+        <w:gridCol w:w="960"/>
+        <w:gridCol w:w="960"/>
       </w:tblGrid>
       <w:tr>
         <w:tc>
           <w:tcPr>
-            <w:tcW w:type="dxa" w:w="1440"/>
+            <w:tcW w:type="dxa" w:w="960"/>
           </w:tcPr>
           <w:p>
             <w:r>
@@ -46,7 +49,7 @@
         </w:tc>
         <w:tc>
           <w:tcPr>
-            <w:tcW w:type="dxa" w:w="1440"/>
+            <w:tcW w:type="dxa" w:w="960"/>
           </w:tcPr>
           <w:p>
             <w:r>
@@ -59,7 +62,7 @@
         </w:tc>
         <w:tc>
           <w:tcPr>
-            <w:tcW w:type="dxa" w:w="1440"/>
+            <w:tcW w:type="dxa" w:w="960"/>
           </w:tcPr>
           <w:p>
             <w:r>
@@ -72,7 +75,7 @@
         </w:tc>
         <w:tc>
           <w:tcPr>
-            <w:tcW w:type="dxa" w:w="1440"/>
+            <w:tcW w:type="dxa" w:w="960"/>
           </w:tcPr>
           <w:p>
             <w:r>
@@ -85,7 +88,7 @@
         </w:tc>
         <w:tc>
           <w:tcPr>
-            <w:tcW w:type="dxa" w:w="1440"/>
+            <w:tcW w:type="dxa" w:w="960"/>
           </w:tcPr>
           <w:p>
             <w:r>
@@ -98,7 +101,7 @@
         </w:tc>
         <w:tc>
           <w:tcPr>
-            <w:tcW w:type="dxa" w:w="1440"/>
+            <w:tcW w:type="dxa" w:w="960"/>
           </w:tcPr>
           <w:p>
             <w:r>
@@ -109,11 +112,324 @@
             </w:r>
           </w:p>
         </w:tc>
+        <w:tc>
+          <w:tcPr>
+            <w:tcW w:type="dxa" w:w="960"/>
+          </w:tcPr>
+          <w:p>
+            <w:r>
+              <w:rPr>
+                <w:b/>
+              </w:rPr>
+              <w:t>Email</w:t>
+            </w:r>
+          </w:p>
+        </w:tc>
+        <w:tc>
+          <w:tcPr>
+            <w:tcW w:type="dxa" w:w="960"/>
+          </w:tcPr>
+          <w:p>
+            <w:r>
+              <w:rPr>
+                <w:b/>
+              </w:rPr>
+              <w:t>Возраст</w:t>
+            </w:r>
+          </w:p>
+        </w:tc>
+        <w:tc>
+          <w:tcPr>
+            <w:tcW w:type="dxa" w:w="960"/>
+          </w:tcPr>
+          <w:p>
+            <w:r>
+              <w:rPr>
+                <w:b/>
+              </w:rPr>
+              <w:t>Бонус, %</w:t>
+            </w:r>
+          </w:p>
+        </w:tc>
       </w:tr>
       <w:tr>
         <w:tc>
           <w:tcPr>
-            <w:tcW w:type="dxa" w:w="1440"/>
+            <w:tcW w:type="dxa" w:w="960"/>
+          </w:tcPr>
+          <w:p>
+            <w:r>
+              <w:t>Попова Елена Александровна</w:t>
+            </w:r>
+          </w:p>
+        </w:tc>
+        <w:tc>
+          <w:tcPr>
+            <w:tcW w:type="dxa" w:w="960"/>
+          </w:tcPr>
+          <w:p>
+            <w:r>
+              <w:t>Финансовый аналитик</w:t>
+            </w:r>
+          </w:p>
+        </w:tc>
+        <w:tc>
+          <w:tcPr>
+            <w:tcW w:type="dxa" w:w="960"/>
+          </w:tcPr>
+          <w:p>
+            <w:r>
+              <w:t>Дизайн</w:t>
+            </w:r>
+          </w:p>
+        </w:tc>
+        <w:tc>
+          <w:tcPr>
+            <w:tcW w:type="dxa" w:w="960"/>
+          </w:tcPr>
+          <w:p>
+            <w:r>
+              <w:t>176967</w:t>
+            </w:r>
+          </w:p>
+        </w:tc>
+        <w:tc>
+          <w:tcPr>
+            <w:tcW w:type="dxa" w:w="960"/>
+          </w:tcPr>
+          <w:p>
+            <w:r>
+              <w:t>10.03.2024</w:t>
+            </w:r>
+          </w:p>
+        </w:tc>
+        <w:tc>
+          <w:tcPr>
+            <w:tcW w:type="dxa" w:w="960"/>
+          </w:tcPr>
+          <w:p>
+            <w:r>
+              <w:t>+76753396360</w:t>
+            </w:r>
+          </w:p>
+        </w:tc>
+        <w:tc>
+          <w:tcPr>
+            <w:tcW w:type="dxa" w:w="960"/>
+          </w:tcPr>
+          <w:p>
+            <w:r>
+              <w:t>popova@gigachat-corp.ru</w:t>
+            </w:r>
+          </w:p>
+        </w:tc>
+        <w:tc>
+          <w:tcPr>
+            <w:tcW w:type="dxa" w:w="960"/>
+          </w:tcPr>
+          <w:p>
+            <w:r>
+              <w:t>46</w:t>
+            </w:r>
+          </w:p>
+        </w:tc>
+        <w:tc>
+          <w:tcPr>
+            <w:tcW w:type="dxa" w:w="960"/>
+          </w:tcPr>
+          <w:p>
+            <w:r>
+              <w:t>21</w:t>
+            </w:r>
+          </w:p>
+        </w:tc>
+      </w:tr>
+      <w:tr>
+        <w:tc>
+          <w:tcPr>
+            <w:tcW w:type="dxa" w:w="960"/>
+          </w:tcPr>
+          <w:p>
+            <w:r>
+              <w:t>Козлова Юлия Романовна</w:t>
+            </w:r>
+          </w:p>
+        </w:tc>
+        <w:tc>
+          <w:tcPr>
+            <w:tcW w:type="dxa" w:w="960"/>
+          </w:tcPr>
+          <w:p>
+            <w:r>
+              <w:t>Аналитик</w:t>
+            </w:r>
+          </w:p>
+        </w:tc>
+        <w:tc>
+          <w:tcPr>
+            <w:tcW w:type="dxa" w:w="960"/>
+          </w:tcPr>
+          <w:p>
+            <w:r>
+              <w:t>Дизайн</w:t>
+            </w:r>
+          </w:p>
+        </w:tc>
+        <w:tc>
+          <w:tcPr>
+            <w:tcW w:type="dxa" w:w="960"/>
+          </w:tcPr>
+          <w:p>
+            <w:r>
+              <w:t>291338.4</w:t>
+            </w:r>
+          </w:p>
+        </w:tc>
+        <w:tc>
+          <w:tcPr>
+            <w:tcW w:type="dxa" w:w="960"/>
+          </w:tcPr>
+          <w:p>
+            <w:r>
+              <w:t>16.02.2019</w:t>
+            </w:r>
+          </w:p>
+        </w:tc>
+        <w:tc>
+          <w:tcPr>
+            <w:tcW w:type="dxa" w:w="960"/>
+          </w:tcPr>
+          <w:p>
+            <w:r>
+              <w:t>+77187026217</w:t>
+            </w:r>
+          </w:p>
+        </w:tc>
+        <w:tc>
+          <w:tcPr>
+            <w:tcW w:type="dxa" w:w="960"/>
+          </w:tcPr>
+          <w:p>
+            <w:r>
+              <w:t>kozlova@gigachat-corp.ru</w:t>
+            </w:r>
+          </w:p>
+        </w:tc>
+        <w:tc>
+          <w:tcPr>
+            <w:tcW w:type="dxa" w:w="960"/>
+          </w:tcPr>
+          <w:p>
+            <w:r>
+              <w:t>61</w:t>
+            </w:r>
+          </w:p>
+        </w:tc>
+        <w:tc>
+          <w:tcPr>
+            <w:tcW w:type="dxa" w:w="960"/>
+          </w:tcPr>
+          <w:p>
+            <w:r>
+              <w:t>20</w:t>
+            </w:r>
+          </w:p>
+        </w:tc>
+      </w:tr>
+      <w:tr>
+        <w:tc>
+          <w:tcPr>
+            <w:tcW w:type="dxa" w:w="960"/>
+          </w:tcPr>
+          <w:p>
+            <w:r>
+              <w:t>Сидоров Алексей Николаевич</w:t>
+            </w:r>
+          </w:p>
+        </w:tc>
+        <w:tc>
+          <w:tcPr>
+            <w:tcW w:type="dxa" w:w="960"/>
+          </w:tcPr>
+          <w:p>
+            <w:r>
+              <w:t>HR-специалист</w:t>
+            </w:r>
+          </w:p>
+        </w:tc>
+        <w:tc>
+          <w:tcPr>
+            <w:tcW w:type="dxa" w:w="960"/>
+          </w:tcPr>
+          <w:p>
+            <w:r>
+              <w:t>Поддержка</w:t>
+            </w:r>
+          </w:p>
+        </w:tc>
+        <w:tc>
+          <w:tcPr>
+            <w:tcW w:type="dxa" w:w="960"/>
+          </w:tcPr>
+          <w:p>
+            <w:r>
+              <w:t>149617</w:t>
+            </w:r>
+          </w:p>
+        </w:tc>
+        <w:tc>
+          <w:tcPr>
+            <w:tcW w:type="dxa" w:w="960"/>
+          </w:tcPr>
+          <w:p>
+            <w:r>
+              <w:t>22.06.2023</w:t>
+            </w:r>
+          </w:p>
+        </w:tc>
+        <w:tc>
+          <w:tcPr>
+            <w:tcW w:type="dxa" w:w="960"/>
+          </w:tcPr>
+          <w:p>
+            <w:r>
+              <w:t>+70913431611</w:t>
+            </w:r>
+          </w:p>
+        </w:tc>
+        <w:tc>
+          <w:tcPr>
+            <w:tcW w:type="dxa" w:w="960"/>
+          </w:tcPr>
+          <w:p>
+            <w:r>
+              <w:t>sidorov@gigachat-corp.ru</w:t>
+            </w:r>
+          </w:p>
+        </w:tc>
+        <w:tc>
+          <w:tcPr>
+            <w:tcW w:type="dxa" w:w="960"/>
+          </w:tcPr>
+          <w:p>
+            <w:r>
+              <w:t>23</w:t>
+            </w:r>
+          </w:p>
+        </w:tc>
+        <w:tc>
+          <w:tcPr>
+            <w:tcW w:type="dxa" w:w="960"/>
+          </w:tcPr>
+          <w:p>
+            <w:r/>
+          </w:p>
+        </w:tc>
+      </w:tr>
+      <w:tr>
+        <w:tc>
+          <w:tcPr>
+            <w:tcW w:type="dxa" w:w="960"/>
           </w:tcPr>
           <w:p>
             <w:r>
@@ -123,17 +439,109 @@
         </w:tc>
         <w:tc>
           <w:tcPr>
-            <w:tcW w:type="dxa" w:w="1440"/>
+            <w:tcW w:type="dxa" w:w="960"/>
           </w:tcPr>
           <w:p>
             <w:r>
-              <w:t>Менеджер</w:t>
+              <w:t>Разработчик</w:t>
             </w:r>
           </w:p>
         </w:tc>
         <w:tc>
           <w:tcPr>
-            <w:tcW w:type="dxa" w:w="1440"/>
+            <w:tcW w:type="dxa" w:w="960"/>
+          </w:tcPr>
+          <w:p>
+            <w:r>
+              <w:t>Поддержка</w:t>
+            </w:r>
+          </w:p>
+        </w:tc>
+        <w:tc>
+          <w:tcPr>
+            <w:tcW w:type="dxa" w:w="960"/>
+          </w:tcPr>
+          <w:p>
+            <w:r>
+              <w:t>182791.58</w:t>
+            </w:r>
+          </w:p>
+        </w:tc>
+        <w:tc>
+          <w:tcPr>
+            <w:tcW w:type="dxa" w:w="960"/>
+          </w:tcPr>
+          <w:p>
+            <w:r>
+              <w:t>08.01.2020</w:t>
+            </w:r>
+          </w:p>
+        </w:tc>
+        <w:tc>
+          <w:tcPr>
+            <w:tcW w:type="dxa" w:w="960"/>
+          </w:tcPr>
+          <w:p>
+            <w:r>
+              <w:t>+71969379237</w:t>
+            </w:r>
+          </w:p>
+        </w:tc>
+        <w:tc>
+          <w:tcPr>
+            <w:tcW w:type="dxa" w:w="960"/>
+          </w:tcPr>
+          <w:p>
+            <w:r>
+              <w:t>petrov@gigachat-corp.ru</w:t>
+            </w:r>
+          </w:p>
+        </w:tc>
+        <w:tc>
+          <w:tcPr>
+            <w:tcW w:type="dxa" w:w="960"/>
+          </w:tcPr>
+          <w:p>
+            <w:r>
+              <w:t>22</w:t>
+            </w:r>
+          </w:p>
+        </w:tc>
+        <w:tc>
+          <w:tcPr>
+            <w:tcW w:type="dxa" w:w="960"/>
+          </w:tcPr>
+          <w:p>
+            <w:r>
+              <w:t>14</w:t>
+            </w:r>
+          </w:p>
+        </w:tc>
+      </w:tr>
+      <w:tr>
+        <w:tc>
+          <w:tcPr>
+            <w:tcW w:type="dxa" w:w="960"/>
+          </w:tcPr>
+          <w:p>
+            <w:r>
+              <w:t>Новиков Илья Романович</w:t>
+            </w:r>
+          </w:p>
+        </w:tc>
+        <w:tc>
+          <w:tcPr>
+            <w:tcW w:type="dxa" w:w="960"/>
+          </w:tcPr>
+          <w:p>
+            <w:r>
+              <w:t>Финансовый аналитик</w:t>
+            </w:r>
+          </w:p>
+        </w:tc>
+        <w:tc>
+          <w:tcPr>
+            <w:tcW w:type="dxa" w:w="960"/>
           </w:tcPr>
           <w:p>
             <w:r>
@@ -143,31 +551,147 @@
         </w:tc>
         <w:tc>
           <w:tcPr>
-            <w:tcW w:type="dxa" w:w="1440"/>
+            <w:tcW w:type="dxa" w:w="960"/>
+          </w:tcPr>
+          <w:p>
+            <w:r/>
+          </w:p>
+        </w:tc>
+        <w:tc>
+          <w:tcPr>
+            <w:tcW w:type="dxa" w:w="960"/>
           </w:tcPr>
           <w:p>
             <w:r>
-              <w:t>84293</w:t>
+              <w:t>03.08.2024</w:t>
             </w:r>
           </w:p>
         </w:tc>
         <w:tc>
           <w:tcPr>
-            <w:tcW w:type="dxa" w:w="1440"/>
+            <w:tcW w:type="dxa" w:w="960"/>
           </w:tcPr>
           <w:p>
             <w:r>
-              <w:t>08.12.2020</w:t>
+              <w:t>+76474367136</w:t>
             </w:r>
           </w:p>
         </w:tc>
         <w:tc>
           <w:tcPr>
-            <w:tcW w:type="dxa" w:w="1440"/>
+            <w:tcW w:type="dxa" w:w="960"/>
           </w:tcPr>
           <w:p>
             <w:r>
-              <w:t>+72786801128</w:t>
+              <w:t>novikov@gigachat-corp.ru</w:t>
+            </w:r>
+          </w:p>
+        </w:tc>
+        <w:tc>
+          <w:tcPr>
+            <w:tcW w:type="dxa" w:w="960"/>
+          </w:tcPr>
+          <w:p>
+            <w:r>
+              <w:t>40</w:t>
+            </w:r>
+          </w:p>
+        </w:tc>
+        <w:tc>
+          <w:tcPr>
+            <w:tcW w:type="dxa" w:w="960"/>
+          </w:tcPr>
+          <w:p>
+            <w:r/>
+          </w:p>
+        </w:tc>
+      </w:tr>
+      <w:tr>
+        <w:tc>
+          <w:tcPr>
+            <w:tcW w:type="dxa" w:w="960"/>
+          </w:tcPr>
+          <w:p>
+            <w:r>
+              <w:t>Новикова Дарья Викторовна</w:t>
+            </w:r>
+          </w:p>
+        </w:tc>
+        <w:tc>
+          <w:tcPr>
+            <w:tcW w:type="dxa" w:w="960"/>
+          </w:tcPr>
+          <w:p>
+            <w:r>
+              <w:t>Тимлид</w:t>
+            </w:r>
+          </w:p>
+        </w:tc>
+        <w:tc>
+          <w:tcPr>
+            <w:tcW w:type="dxa" w:w="960"/>
+          </w:tcPr>
+          <w:p>
+            <w:r>
+              <w:t>HR</w:t>
+            </w:r>
+          </w:p>
+        </w:tc>
+        <w:tc>
+          <w:tcPr>
+            <w:tcW w:type="dxa" w:w="960"/>
+          </w:tcPr>
+          <w:p>
+            <w:r/>
+          </w:p>
+        </w:tc>
+        <w:tc>
+          <w:tcPr>
+            <w:tcW w:type="dxa" w:w="960"/>
+          </w:tcPr>
+          <w:p>
+            <w:r>
+              <w:t>20.07.2018</w:t>
+            </w:r>
+          </w:p>
+        </w:tc>
+        <w:tc>
+          <w:tcPr>
+            <w:tcW w:type="dxa" w:w="960"/>
+          </w:tcPr>
+          <w:p>
+            <w:r>
+              <w:t>+77439533942</w:t>
+            </w:r>
+          </w:p>
+        </w:tc>
+        <w:tc>
+          <w:tcPr>
+            <w:tcW w:type="dxa" w:w="960"/>
+          </w:tcPr>
+          <w:p>
+            <w:r>
+              <w:t>novikova@gigachat-corp.ru</w:t>
+            </w:r>
+          </w:p>
+        </w:tc>
+        <w:tc>
+          <w:tcPr>
+            <w:tcW w:type="dxa" w:w="960"/>
+          </w:tcPr>
+          <w:p>
+            <w:r>
+              <w:t>24</w:t>
+            </w:r>
+          </w:p>
+        </w:tc>
+        <w:tc>
+          <w:tcPr>
+            <w:tcW w:type="dxa" w:w="960"/>
+          </w:tcPr>
+          <w:p>
+            <w:r>
+              <w:t>14</w:t>
             </w:r>
           </w:p>
         </w:tc>
@@ -175,7 +699,7 @@
       <w:tr>
         <w:tc>
           <w:tcPr>
-            <w:tcW w:type="dxa" w:w="1440"/>
+            <w:tcW w:type="dxa" w:w="960"/>
           </w:tcPr>
           <w:p>
             <w:r>
@@ -185,51 +709,81 @@
         </w:tc>
         <w:tc>
           <w:tcPr>
-            <w:tcW w:type="dxa" w:w="1440"/>
+            <w:tcW w:type="dxa" w:w="960"/>
           </w:tcPr>
           <w:p>
             <w:r>
-              <w:t>Тимлид</w:t>
+              <w:t>Бухгалтер</w:t>
             </w:r>
           </w:p>
         </w:tc>
         <w:tc>
           <w:tcPr>
-            <w:tcW w:type="dxa" w:w="1440"/>
+            <w:tcW w:type="dxa" w:w="960"/>
           </w:tcPr>
           <w:p>
             <w:r>
-              <w:t>HR</w:t>
+              <w:t>Поддержка</w:t>
             </w:r>
           </w:p>
         </w:tc>
         <w:tc>
           <w:tcPr>
-            <w:tcW w:type="dxa" w:w="1440"/>
+            <w:tcW w:type="dxa" w:w="960"/>
           </w:tcPr>
           <w:p>
             <w:r>
-              <w:t>194841</w:t>
+              <w:t>123777.61</w:t>
             </w:r>
           </w:p>
         </w:tc>
         <w:tc>
           <w:tcPr>
-            <w:tcW w:type="dxa" w:w="1440"/>
+            <w:tcW w:type="dxa" w:w="960"/>
           </w:tcPr>
           <w:p>
             <w:r>
-              <w:t>30.08.2019</w:t>
+              <w:t>21.12.2019</w:t>
             </w:r>
           </w:p>
         </w:tc>
         <w:tc>
           <w:tcPr>
-            <w:tcW w:type="dxa" w:w="1440"/>
+            <w:tcW w:type="dxa" w:w="960"/>
           </w:tcPr>
           <w:p>
             <w:r>
-              <w:t>+76204505331</w:t>
+              <w:t>+78588424745</w:t>
+            </w:r>
+          </w:p>
+        </w:tc>
+        <w:tc>
+          <w:tcPr>
+            <w:tcW w:type="dxa" w:w="960"/>
+          </w:tcPr>
+          <w:p>
+            <w:r>
+              <w:t>petrov@gigachat-corp.ru</w:t>
+            </w:r>
+          </w:p>
+        </w:tc>
+        <w:tc>
+          <w:tcPr>
+            <w:tcW w:type="dxa" w:w="960"/>
+          </w:tcPr>
+          <w:p>
+            <w:r>
+              <w:t>26</w:t>
+            </w:r>
+          </w:p>
+        </w:tc>
+        <w:tc>
+          <w:tcPr>
+            <w:tcW w:type="dxa" w:w="960"/>
+          </w:tcPr>
+          <w:p>
+            <w:r>
+              <w:t>30</w:t>
             </w:r>
           </w:p>
         </w:tc>
@@ -237,27 +791,117 @@
       <w:tr>
         <w:tc>
           <w:tcPr>
-            <w:tcW w:type="dxa" w:w="1440"/>
+            <w:tcW w:type="dxa" w:w="960"/>
           </w:tcPr>
           <w:p>
             <w:r>
-              <w:t>Петрова Мария Викторовна</w:t>
+              <w:t>Лебедев Сергей Александрович</w:t>
             </w:r>
           </w:p>
         </w:tc>
         <w:tc>
           <w:tcPr>
-            <w:tcW w:type="dxa" w:w="1440"/>
+            <w:tcW w:type="dxa" w:w="960"/>
           </w:tcPr>
           <w:p>
             <w:r>
-              <w:t>Тестировщик</w:t>
+              <w:t>HR-специалист</w:t>
             </w:r>
           </w:p>
         </w:tc>
         <w:tc>
           <w:tcPr>
-            <w:tcW w:type="dxa" w:w="1440"/>
+            <w:tcW w:type="dxa" w:w="960"/>
+          </w:tcPr>
+          <w:p>
+            <w:r>
+              <w:t>Аналитика</w:t>
+            </w:r>
+          </w:p>
+        </w:tc>
+        <w:tc>
+          <w:tcPr>
+            <w:tcW w:type="dxa" w:w="960"/>
+          </w:tcPr>
+          <w:p>
+            <w:r>
+              <w:t>145885</w:t>
+            </w:r>
+          </w:p>
+        </w:tc>
+        <w:tc>
+          <w:tcPr>
+            <w:tcW w:type="dxa" w:w="960"/>
+          </w:tcPr>
+          <w:p>
+            <w:r/>
+          </w:p>
+        </w:tc>
+        <w:tc>
+          <w:tcPr>
+            <w:tcW w:type="dxa" w:w="960"/>
+          </w:tcPr>
+          <w:p>
+            <w:r>
+              <w:t>+74817549651</w:t>
+            </w:r>
+          </w:p>
+        </w:tc>
+        <w:tc>
+          <w:tcPr>
+            <w:tcW w:type="dxa" w:w="960"/>
+          </w:tcPr>
+          <w:p>
+            <w:r>
+              <w:t>lebedev@gigachat-corp.ru</w:t>
+            </w:r>
+          </w:p>
+        </w:tc>
+        <w:tc>
+          <w:tcPr>
+            <w:tcW w:type="dxa" w:w="960"/>
+          </w:tcPr>
+          <w:p>
+            <w:r>
+              <w:t>61</w:t>
+            </w:r>
+          </w:p>
+        </w:tc>
+        <w:tc>
+          <w:tcPr>
+            <w:tcW w:type="dxa" w:w="960"/>
+          </w:tcPr>
+          <w:p>
+            <w:r>
+              <w:t>17</w:t>
+            </w:r>
+          </w:p>
+        </w:tc>
+      </w:tr>
+      <w:tr>
+        <w:tc>
+          <w:tcPr>
+            <w:tcW w:type="dxa" w:w="960"/>
+          </w:tcPr>
+          <w:p>
+            <w:r>
+              <w:t>Морозов Григорий Павлович</w:t>
+            </w:r>
+          </w:p>
+        </w:tc>
+        <w:tc>
+          <w:tcPr>
+            <w:tcW w:type="dxa" w:w="960"/>
+          </w:tcPr>
+          <w:p>
+            <w:r>
+              <w:t>Руководитель отдела</w:t>
+            </w:r>
+          </w:p>
+        </w:tc>
+        <w:tc>
+          <w:tcPr>
+            <w:tcW w:type="dxa" w:w="960"/>
           </w:tcPr>
           <w:p>
             <w:r>
@@ -267,31 +911,61 @@
         </w:tc>
         <w:tc>
           <w:tcPr>
-            <w:tcW w:type="dxa" w:w="1440"/>
+            <w:tcW w:type="dxa" w:w="960"/>
           </w:tcPr>
           <w:p>
             <w:r>
-              <w:t>212702</w:t>
+              <w:t>171704</w:t>
             </w:r>
           </w:p>
         </w:tc>
         <w:tc>
           <w:tcPr>
-            <w:tcW w:type="dxa" w:w="1440"/>
+            <w:tcW w:type="dxa" w:w="960"/>
           </w:tcPr>
           <w:p>
             <w:r>
-              <w:t>26.09.2019</w:t>
+              <w:t>22.05.2021</w:t>
             </w:r>
           </w:p>
         </w:tc>
         <w:tc>
           <w:tcPr>
-            <w:tcW w:type="dxa" w:w="1440"/>
+            <w:tcW w:type="dxa" w:w="960"/>
           </w:tcPr>
           <w:p>
             <w:r>
-              <w:t>+73226025634</w:t>
+              <w:t>+71200471138</w:t>
+            </w:r>
+          </w:p>
+        </w:tc>
+        <w:tc>
+          <w:tcPr>
+            <w:tcW w:type="dxa" w:w="960"/>
+          </w:tcPr>
+          <w:p>
+            <w:r>
+              <w:t>morozov@gigachat-corp.ru</w:t>
+            </w:r>
+          </w:p>
+        </w:tc>
+        <w:tc>
+          <w:tcPr>
+            <w:tcW w:type="dxa" w:w="960"/>
+          </w:tcPr>
+          <w:p>
+            <w:r>
+              <w:t>56</w:t>
+            </w:r>
+          </w:p>
+        </w:tc>
+        <w:tc>
+          <w:tcPr>
+            <w:tcW w:type="dxa" w:w="960"/>
+          </w:tcPr>
+          <w:p>
+            <w:r>
+              <w:t>23</w:t>
             </w:r>
           </w:p>
         </w:tc>
@@ -299,17 +973,289 @@
       <w:tr>
         <w:tc>
           <w:tcPr>
-            <w:tcW w:type="dxa" w:w="1440"/>
+            <w:tcW w:type="dxa" w:w="960"/>
           </w:tcPr>
           <w:p>
             <w:r>
-              <w:t>Соколов Михаил Викторович</w:t>
+              <w:t>Волкова Полина Игоревна</w:t>
             </w:r>
           </w:p>
         </w:tc>
         <w:tc>
           <w:tcPr>
-            <w:tcW w:type="dxa" w:w="1440"/>
+            <w:tcW w:type="dxa" w:w="960"/>
+          </w:tcPr>
+          <w:p>
+            <w:r>
+              <w:t>Аналитик</w:t>
+            </w:r>
+          </w:p>
+        </w:tc>
+        <w:tc>
+          <w:tcPr>
+            <w:tcW w:type="dxa" w:w="960"/>
+          </w:tcPr>
+          <w:p>
+            <w:r>
+              <w:t>Аналитика</w:t>
+            </w:r>
+          </w:p>
+        </w:tc>
+        <w:tc>
+          <w:tcPr>
+            <w:tcW w:type="dxa" w:w="960"/>
+          </w:tcPr>
+          <w:p>
+            <w:r>
+              <w:t>211389</w:t>
+            </w:r>
+          </w:p>
+        </w:tc>
+        <w:tc>
+          <w:tcPr>
+            <w:tcW w:type="dxa" w:w="960"/>
+          </w:tcPr>
+          <w:p>
+            <w:r>
+              <w:t>19.02.2021</w:t>
+            </w:r>
+          </w:p>
+        </w:tc>
+        <w:tc>
+          <w:tcPr>
+            <w:tcW w:type="dxa" w:w="960"/>
+          </w:tcPr>
+          <w:p>
+            <w:r/>
+          </w:p>
+        </w:tc>
+        <w:tc>
+          <w:tcPr>
+            <w:tcW w:type="dxa" w:w="960"/>
+          </w:tcPr>
+          <w:p>
+            <w:r>
+              <w:t>volkova@gigachat-corp.ru</w:t>
+            </w:r>
+          </w:p>
+        </w:tc>
+        <w:tc>
+          <w:tcPr>
+            <w:tcW w:type="dxa" w:w="960"/>
+          </w:tcPr>
+          <w:p>
+            <w:r>
+              <w:t>37</w:t>
+            </w:r>
+          </w:p>
+        </w:tc>
+        <w:tc>
+          <w:tcPr>
+            <w:tcW w:type="dxa" w:w="960"/>
+          </w:tcPr>
+          <w:p>
+            <w:r>
+              <w:t>3</w:t>
+            </w:r>
+          </w:p>
+        </w:tc>
+      </w:tr>
+      <w:tr>
+        <w:tc>
+          <w:tcPr>
+            <w:tcW w:type="dxa" w:w="960"/>
+          </w:tcPr>
+          <w:p>
+            <w:r>
+              <w:t>Новикова Дарья Викторовна</w:t>
+            </w:r>
+          </w:p>
+        </w:tc>
+        <w:tc>
+          <w:tcPr>
+            <w:tcW w:type="dxa" w:w="960"/>
+          </w:tcPr>
+          <w:p>
+            <w:r>
+              <w:t>Старший разработчик</w:t>
+            </w:r>
+          </w:p>
+        </w:tc>
+        <w:tc>
+          <w:tcPr>
+            <w:tcW w:type="dxa" w:w="960"/>
+          </w:tcPr>
+          <w:p>
+            <w:r>
+              <w:t>Поддержка</w:t>
+            </w:r>
+          </w:p>
+        </w:tc>
+        <w:tc>
+          <w:tcPr>
+            <w:tcW w:type="dxa" w:w="960"/>
+          </w:tcPr>
+          <w:p>
+            <w:r/>
+          </w:p>
+        </w:tc>
+        <w:tc>
+          <w:tcPr>
+            <w:tcW w:type="dxa" w:w="960"/>
+          </w:tcPr>
+          <w:p>
+            <w:r>
+              <w:t>16.05.2019</w:t>
+            </w:r>
+          </w:p>
+        </w:tc>
+        <w:tc>
+          <w:tcPr>
+            <w:tcW w:type="dxa" w:w="960"/>
+          </w:tcPr>
+          <w:p>
+            <w:r>
+              <w:t>+77139005329</w:t>
+            </w:r>
+          </w:p>
+        </w:tc>
+        <w:tc>
+          <w:tcPr>
+            <w:tcW w:type="dxa" w:w="960"/>
+          </w:tcPr>
+          <w:p>
+            <w:r>
+              <w:t>novikova@gigachat-corp.ru</w:t>
+            </w:r>
+          </w:p>
+        </w:tc>
+        <w:tc>
+          <w:tcPr>
+            <w:tcW w:type="dxa" w:w="960"/>
+          </w:tcPr>
+          <w:p>
+            <w:r>
+              <w:t>57</w:t>
+            </w:r>
+          </w:p>
+        </w:tc>
+        <w:tc>
+          <w:tcPr>
+            <w:tcW w:type="dxa" w:w="960"/>
+          </w:tcPr>
+          <w:p>
+            <w:r>
+              <w:t>6</w:t>
+            </w:r>
+          </w:p>
+        </w:tc>
+      </w:tr>
+      <w:tr>
+        <w:tc>
+          <w:tcPr>
+            <w:tcW w:type="dxa" w:w="960"/>
+          </w:tcPr>
+          <w:p>
+            <w:r>
+              <w:t>Лебедев Сергей Александрович</w:t>
+            </w:r>
+          </w:p>
+        </w:tc>
+        <w:tc>
+          <w:tcPr>
+            <w:tcW w:type="dxa" w:w="960"/>
+          </w:tcPr>
+          <w:p>
+            <w:r>
+              <w:t>Старший разработчик</w:t>
+            </w:r>
+          </w:p>
+        </w:tc>
+        <w:tc>
+          <w:tcPr>
+            <w:tcW w:type="dxa" w:w="960"/>
+          </w:tcPr>
+          <w:p>
+            <w:r>
+              <w:t>Финансы</w:t>
+            </w:r>
+          </w:p>
+        </w:tc>
+        <w:tc>
+          <w:tcPr>
+            <w:tcW w:type="dxa" w:w="960"/>
+          </w:tcPr>
+          <w:p>
+            <w:r>
+              <w:t>122685</w:t>
+            </w:r>
+          </w:p>
+        </w:tc>
+        <w:tc>
+          <w:tcPr>
+            <w:tcW w:type="dxa" w:w="960"/>
+          </w:tcPr>
+          <w:p>
+            <w:r>
+              <w:t>16.08.2019</w:t>
+            </w:r>
+          </w:p>
+        </w:tc>
+        <w:tc>
+          <w:tcPr>
+            <w:tcW w:type="dxa" w:w="960"/>
+          </w:tcPr>
+          <w:p>
+            <w:r>
+              <w:t>+78421020539</w:t>
+            </w:r>
+          </w:p>
+        </w:tc>
+        <w:tc>
+          <w:tcPr>
+            <w:tcW w:type="dxa" w:w="960"/>
+          </w:tcPr>
+          <w:p>
+            <w:r>
+              <w:t>lebedev@gigachat-corp.ru</w:t>
+            </w:r>
+          </w:p>
+        </w:tc>
+        <w:tc>
+          <w:tcPr>
+            <w:tcW w:type="dxa" w:w="960"/>
+          </w:tcPr>
+          <w:p>
+            <w:r>
+              <w:t>25</w:t>
+            </w:r>
+          </w:p>
+        </w:tc>
+        <w:tc>
+          <w:tcPr>
+            <w:tcW w:type="dxa" w:w="960"/>
+          </w:tcPr>
+          <w:p>
+            <w:r>
+              <w:t>13</w:t>
+            </w:r>
+          </w:p>
+        </w:tc>
+      </w:tr>
+      <w:tr>
+        <w:tc>
+          <w:tcPr>
+            <w:tcW w:type="dxa" w:w="960"/>
+          </w:tcPr>
+          <w:p>
+            <w:r>
+              <w:t>Смирнова Татьяна Николаевна</w:t>
+            </w:r>
+          </w:p>
+        </w:tc>
+        <w:tc>
+          <w:tcPr>
+            <w:tcW w:type="dxa" w:w="960"/>
           </w:tcPr>
           <w:p>
             <w:r>
@@ -319,317 +1265,97 @@
         </w:tc>
         <w:tc>
           <w:tcPr>
-            <w:tcW w:type="dxa" w:w="1440"/>
+            <w:tcW w:type="dxa" w:w="960"/>
           </w:tcPr>
           <w:p>
             <w:r>
-              <w:t>Продажи</w:t>
+              <w:t>Разработка</w:t>
             </w:r>
           </w:p>
         </w:tc>
         <w:tc>
           <w:tcPr>
-            <w:tcW w:type="dxa" w:w="1440"/>
+            <w:tcW w:type="dxa" w:w="960"/>
           </w:tcPr>
           <w:p>
             <w:r>
-              <w:t>60151</w:t>
+              <w:t>184542</w:t>
             </w:r>
           </w:p>
         </w:tc>
         <w:tc>
           <w:tcPr>
-            <w:tcW w:type="dxa" w:w="1440"/>
+            <w:tcW w:type="dxa" w:w="960"/>
           </w:tcPr>
           <w:p>
             <w:r>
-              <w:t>12.04.2023</w:t>
+              <w:t>26.01.2023</w:t>
             </w:r>
           </w:p>
         </w:tc>
         <w:tc>
           <w:tcPr>
-            <w:tcW w:type="dxa" w:w="1440"/>
+            <w:tcW w:type="dxa" w:w="960"/>
           </w:tcPr>
           <w:p>
             <w:r>
-              <w:t>+73375433036</w:t>
+              <w:t>+79084700766</w:t>
             </w:r>
+          </w:p>
+        </w:tc>
+        <w:tc>
+          <w:tcPr>
+            <w:tcW w:type="dxa" w:w="960"/>
+          </w:tcPr>
+          <w:p>
+            <w:r>
+              <w:t>smirnova@gigachat-corp.ru</w:t>
+            </w:r>
+          </w:p>
+        </w:tc>
+        <w:tc>
+          <w:tcPr>
+            <w:tcW w:type="dxa" w:w="960"/>
+          </w:tcPr>
+          <w:p>
+            <w:r>
+              <w:t>50</w:t>
+            </w:r>
+          </w:p>
+        </w:tc>
+        <w:tc>
+          <w:tcPr>
+            <w:tcW w:type="dxa" w:w="960"/>
+          </w:tcPr>
+          <w:p>
+            <w:r/>
           </w:p>
         </w:tc>
       </w:tr>
       <w:tr>
         <w:tc>
           <w:tcPr>
-            <w:tcW w:type="dxa" w:w="1440"/>
+            <w:tcW w:type="dxa" w:w="960"/>
           </w:tcPr>
           <w:p>
             <w:r>
-              <w:t>Иванова Анна Сергеевна</w:t>
+              <w:t>Сидоров Алексей Николаевич</w:t>
             </w:r>
           </w:p>
         </w:tc>
         <w:tc>
           <w:tcPr>
-            <w:tcW w:type="dxa" w:w="1440"/>
+            <w:tcW w:type="dxa" w:w="960"/>
           </w:tcPr>
           <w:p>
             <w:r>
-              <w:t>Разработчик</w:t>
+              <w:t>Старший разработчик</w:t>
             </w:r>
           </w:p>
         </w:tc>
         <w:tc>
           <w:tcPr>
-            <w:tcW w:type="dxa" w:w="1440"/>
-          </w:tcPr>
-          <w:p>
-            <w:r>
-              <w:t>Маркетинг</w:t>
-            </w:r>
-          </w:p>
-        </w:tc>
-        <w:tc>
-          <w:tcPr>
-            <w:tcW w:type="dxa" w:w="1440"/>
-          </w:tcPr>
-          <w:p>
-            <w:r>
-              <w:t>123170</w:t>
-            </w:r>
-          </w:p>
-        </w:tc>
-        <w:tc>
-          <w:tcPr>
-            <w:tcW w:type="dxa" w:w="1440"/>
-          </w:tcPr>
-          <w:p>
-            <w:r>
-              <w:t>09.12.2021</w:t>
-            </w:r>
-          </w:p>
-        </w:tc>
-        <w:tc>
-          <w:tcPr>
-            <w:tcW w:type="dxa" w:w="1440"/>
-          </w:tcPr>
-          <w:p>
-            <w:r>
-              <w:t>+78685014294</w:t>
-            </w:r>
-          </w:p>
-        </w:tc>
-      </w:tr>
-      <w:tr>
-        <w:tc>
-          <w:tcPr>
-            <w:tcW w:type="dxa" w:w="1440"/>
-          </w:tcPr>
-          <w:p>
-            <w:r>
-              <w:t>Петров Пётр Петрович</w:t>
-            </w:r>
-          </w:p>
-        </w:tc>
-        <w:tc>
-          <w:tcPr>
-            <w:tcW w:type="dxa" w:w="1440"/>
-          </w:tcPr>
-          <w:p>
-            <w:r>
-              <w:t>Старший менеджер</w:t>
-            </w:r>
-          </w:p>
-        </w:tc>
-        <w:tc>
-          <w:tcPr>
-            <w:tcW w:type="dxa" w:w="1440"/>
-          </w:tcPr>
-          <w:p>
-            <w:r>
-              <w:t>HR</w:t>
-            </w:r>
-          </w:p>
-        </w:tc>
-        <w:tc>
-          <w:tcPr>
-            <w:tcW w:type="dxa" w:w="1440"/>
-          </w:tcPr>
-          <w:p>
-            <w:r>
-              <w:t>163918</w:t>
-            </w:r>
-          </w:p>
-        </w:tc>
-        <w:tc>
-          <w:tcPr>
-            <w:tcW w:type="dxa" w:w="1440"/>
-          </w:tcPr>
-          <w:p>
-            <w:r>
-              <w:t>16.11.2021</w:t>
-            </w:r>
-          </w:p>
-        </w:tc>
-        <w:tc>
-          <w:tcPr>
-            <w:tcW w:type="dxa" w:w="1440"/>
-          </w:tcPr>
-          <w:p>
-            <w:r>
-              <w:t>+75698169340</w:t>
-            </w:r>
-          </w:p>
-        </w:tc>
-      </w:tr>
-      <w:tr>
-        <w:tc>
-          <w:tcPr>
-            <w:tcW w:type="dxa" w:w="1440"/>
-          </w:tcPr>
-          <w:p>
-            <w:r>
-              <w:t>Кузнецова Екатерина Игоревна</w:t>
-            </w:r>
-          </w:p>
-        </w:tc>
-        <w:tc>
-          <w:tcPr>
-            <w:tcW w:type="dxa" w:w="1440"/>
-          </w:tcPr>
-          <w:p>
-            <w:r>
-              <w:t>Менеджер</w:t>
-            </w:r>
-          </w:p>
-        </w:tc>
-        <w:tc>
-          <w:tcPr>
-            <w:tcW w:type="dxa" w:w="1440"/>
-          </w:tcPr>
-          <w:p>
-            <w:r>
-              <w:t>HR</w:t>
-            </w:r>
-          </w:p>
-        </w:tc>
-        <w:tc>
-          <w:tcPr>
-            <w:tcW w:type="dxa" w:w="1440"/>
-          </w:tcPr>
-          <w:p>
-            <w:r>
-              <w:t>191151</w:t>
-            </w:r>
-          </w:p>
-        </w:tc>
-        <w:tc>
-          <w:tcPr>
-            <w:tcW w:type="dxa" w:w="1440"/>
-          </w:tcPr>
-          <w:p>
-            <w:r>
-              <w:t>18.03.2020</w:t>
-            </w:r>
-          </w:p>
-        </w:tc>
-        <w:tc>
-          <w:tcPr>
-            <w:tcW w:type="dxa" w:w="1440"/>
-          </w:tcPr>
-          <w:p>
-            <w:r>
-              <w:t>+75615951484</w:t>
-            </w:r>
-          </w:p>
-        </w:tc>
-      </w:tr>
-      <w:tr>
-        <w:tc>
-          <w:tcPr>
-            <w:tcW w:type="dxa" w:w="1440"/>
-          </w:tcPr>
-          <w:p>
-            <w:r>
-              <w:t>Кузнецова Екатерина Игоревна</w:t>
-            </w:r>
-          </w:p>
-        </w:tc>
-        <w:tc>
-          <w:tcPr>
-            <w:tcW w:type="dxa" w:w="1440"/>
-          </w:tcPr>
-          <w:p>
-            <w:r>
-              <w:t>Тимлид</w:t>
-            </w:r>
-          </w:p>
-        </w:tc>
-        <w:tc>
-          <w:tcPr>
-            <w:tcW w:type="dxa" w:w="1440"/>
-          </w:tcPr>
-          <w:p>
-            <w:r>
-              <w:t>Продажи</w:t>
-            </w:r>
-          </w:p>
-        </w:tc>
-        <w:tc>
-          <w:tcPr>
-            <w:tcW w:type="dxa" w:w="1440"/>
-          </w:tcPr>
-          <w:p>
-            <w:r>
-              <w:t>232769</w:t>
-            </w:r>
-          </w:p>
-        </w:tc>
-        <w:tc>
-          <w:tcPr>
-            <w:tcW w:type="dxa" w:w="1440"/>
-          </w:tcPr>
-          <w:p>
-            <w:r>
-              <w:t>26.04.2021</w:t>
-            </w:r>
-          </w:p>
-        </w:tc>
-        <w:tc>
-          <w:tcPr>
-            <w:tcW w:type="dxa" w:w="1440"/>
-          </w:tcPr>
-          <w:p>
-            <w:r>
-              <w:t>+78236629946</w:t>
-            </w:r>
-          </w:p>
-        </w:tc>
-      </w:tr>
-      <w:tr>
-        <w:tc>
-          <w:tcPr>
-            <w:tcW w:type="dxa" w:w="1440"/>
-          </w:tcPr>
-          <w:p>
-            <w:r>
-              <w:t>Лебедева Светлана Петровна</w:t>
-            </w:r>
-          </w:p>
-        </w:tc>
-        <w:tc>
-          <w:tcPr>
-            <w:tcW w:type="dxa" w:w="1440"/>
-          </w:tcPr>
-          <w:p>
-            <w:r>
-              <w:t>Менеджер</w:t>
-            </w:r>
-          </w:p>
-        </w:tc>
-        <w:tc>
-          <w:tcPr>
-            <w:tcW w:type="dxa" w:w="1440"/>
+            <w:tcW w:type="dxa" w:w="960"/>
           </w:tcPr>
           <w:p>
             <w:r>
@@ -639,31 +1365,59 @@
         </w:tc>
         <w:tc>
           <w:tcPr>
-            <w:tcW w:type="dxa" w:w="1440"/>
+            <w:tcW w:type="dxa" w:w="960"/>
+          </w:tcPr>
+          <w:p>
+            <w:r/>
+          </w:p>
+        </w:tc>
+        <w:tc>
+          <w:tcPr>
+            <w:tcW w:type="dxa" w:w="960"/>
           </w:tcPr>
           <w:p>
             <w:r>
-              <w:t>125212</w:t>
+              <w:t>25.07.2024</w:t>
             </w:r>
           </w:p>
         </w:tc>
         <w:tc>
           <w:tcPr>
-            <w:tcW w:type="dxa" w:w="1440"/>
+            <w:tcW w:type="dxa" w:w="960"/>
           </w:tcPr>
           <w:p>
             <w:r>
-              <w:t>10.05.2020</w:t>
+              <w:t>+75698478961</w:t>
             </w:r>
           </w:p>
         </w:tc>
         <w:tc>
           <w:tcPr>
-            <w:tcW w:type="dxa" w:w="1440"/>
+            <w:tcW w:type="dxa" w:w="960"/>
           </w:tcPr>
           <w:p>
             <w:r>
-              <w:t>+76995777387</w:t>
+              <w:t>sidorov@gigachat-corp.ru</w:t>
+            </w:r>
+          </w:p>
+        </w:tc>
+        <w:tc>
+          <w:tcPr>
+            <w:tcW w:type="dxa" w:w="960"/>
+          </w:tcPr>
+          <w:p>
+            <w:r>
+              <w:t>57</w:t>
+            </w:r>
+          </w:p>
+        </w:tc>
+        <w:tc>
+          <w:tcPr>
+            <w:tcW w:type="dxa" w:w="960"/>
+          </w:tcPr>
+          <w:p>
+            <w:r>
+              <w:t>6</w:t>
             </w:r>
           </w:p>
         </w:tc>
